--- a/public/resume.docx
+++ b/public/resume.docx
@@ -1001,6 +1001,45 @@
           <w:spacing w:val="0"/>
           <w:color w:val="101014"/>
         </w:rPr>
+        <w:t xml:space="preserve">Pesona Hub Digi</w:t>
+      </w:r>
+      <w:r>
+        <w:rPr>
+          <w:rFonts w:ascii="Helvetica Neue" w:hAnsi="Helvetica Neue" w:cs="Helvetica Neue"/>
+          <w:sz w:val="27"/>
+          <w:sz-cs w:val="27"/>
+          <w:spacing w:val="0"/>
+          <w:color w:val="232326"/>
+        </w:rPr>
+        <w:t xml:space="preserve"> — digital data-hub platform built as a feature-sliced FastAPI monolith with object storage and a Nuxt/Vue front end. FastAPI, SQLModel, MySQL, Redis, MinIO.</w:t>
+      </w:r>
+    </w:p>
+    <w:p>
+      <w:pPr>
+        <w:ind w:left="720" w:first-line="-720"/>
+        <w:spacing w:after="80"/>
+      </w:pPr>
+      <w:r>
+        <w:rPr>
+          <w:rFonts w:ascii="Helvetica Neue" w:hAnsi="Helvetica Neue" w:cs="Helvetica Neue"/>
+          <w:sz w:val="27"/>
+          <w:sz-cs w:val="27"/>
+          <w:color w:val="101014"/>
+        </w:rPr>
+        <w:t xml:space="preserve"/>
+        <w:tab/>
+        <w:t xml:space="preserve">•</w:t>
+        <w:tab/>
+        <w:t xml:space="preserve"/>
+      </w:r>
+      <w:r>
+        <w:rPr>
+          <w:rFonts w:ascii="Helvetica Neue" w:hAnsi="Helvetica Neue" w:cs="Helvetica Neue"/>
+          <w:sz w:val="27"/>
+          <w:sz-cs w:val="27"/>
+          <w:spacing w:val="0"/>
+          <w:color w:val="101014"/>
+        </w:rPr>
         <w:t xml:space="preserve">Satu Data Jabar / Open Data Jabar</w:t>
       </w:r>
       <w:r>
@@ -1012,6 +1051,45 @@
           <w:color w:val="232326"/>
         </w:rPr>
         <w:t xml:space="preserve"> — province-wide public dataset platforms on one shared interoperability contract. Python, Flask, MeiliSearch.</w:t>
+      </w:r>
+    </w:p>
+    <w:p>
+      <w:pPr>
+        <w:ind w:left="720" w:first-line="-720"/>
+        <w:spacing w:after="80"/>
+      </w:pPr>
+      <w:r>
+        <w:rPr>
+          <w:rFonts w:ascii="Helvetica Neue" w:hAnsi="Helvetica Neue" w:cs="Helvetica Neue"/>
+          <w:sz w:val="27"/>
+          <w:sz-cs w:val="27"/>
+          <w:color w:val="101014"/>
+        </w:rPr>
+        <w:t xml:space="preserve"/>
+        <w:tab/>
+        <w:t xml:space="preserve">•</w:t>
+        <w:tab/>
+        <w:t xml:space="preserve"/>
+      </w:r>
+      <w:r>
+        <w:rPr>
+          <w:rFonts w:ascii="Helvetica Neue" w:hAnsi="Helvetica Neue" w:cs="Helvetica Neue"/>
+          <w:sz w:val="27"/>
+          <w:sz-cs w:val="27"/>
+          <w:spacing w:val="0"/>
+          <w:color w:val="101014"/>
+        </w:rPr>
+        <w:t xml:space="preserve">Cirebon Open-Data Portal</w:t>
+      </w:r>
+      <w:r>
+        <w:rPr>
+          <w:rFonts w:ascii="Helvetica Neue" w:hAnsi="Helvetica Neue" w:cs="Helvetica Neue"/>
+          <w:sz w:val="27"/>
+          <w:sz-cs w:val="27"/>
+          <w:spacing w:val="0"/>
+          <w:color w:val="232326"/>
+        </w:rPr>
+        <w:t xml:space="preserve"> — public front end for a city open-data portal with interactive visualizations and server-state caching. Next.js, React, TypeScript.</w:t>
       </w:r>
     </w:p>
     <w:p>

--- a/public/resume.docx
+++ b/public/resume.docx
@@ -58,7 +58,7 @@
     </w:p>
     <w:p>
       <w:pPr>
-        <w:spacing w:after="200"/>
+        <w:spacing w:after="140"/>
       </w:pPr>
       <w:r>
         <w:rPr>
@@ -113,7 +113,7 @@
     <w:p>
       <w:pPr>
         <w:ind w:left="720" w:first-line="-720"/>
-        <w:spacing w:after="60"/>
+        <w:spacing w:after="40"/>
       </w:pPr>
       <w:r>
         <w:rPr>
@@ -142,7 +142,7 @@
     <w:p>
       <w:pPr>
         <w:ind w:left="720" w:first-line="-720"/>
-        <w:spacing w:after="60"/>
+        <w:spacing w:after="40"/>
       </w:pPr>
       <w:r>
         <w:rPr>
@@ -171,7 +171,7 @@
     <w:p>
       <w:pPr>
         <w:ind w:left="720" w:first-line="-720"/>
-        <w:spacing w:after="60"/>
+        <w:spacing w:after="40"/>
       </w:pPr>
       <w:r>
         <w:rPr>
@@ -239,7 +239,7 @@
     <w:p>
       <w:pPr>
         <w:ind w:left="720" w:first-line="-720"/>
-        <w:spacing w:after="60"/>
+        <w:spacing w:after="40"/>
       </w:pPr>
       <w:r>
         <w:rPr>
@@ -268,7 +268,7 @@
     <w:p>
       <w:pPr>
         <w:ind w:left="720" w:first-line="-720"/>
-        <w:spacing w:after="60"/>
+        <w:spacing w:after="40"/>
       </w:pPr>
       <w:r>
         <w:rPr>
@@ -297,7 +297,7 @@
     <w:p>
       <w:pPr>
         <w:ind w:left="720" w:first-line="-720"/>
-        <w:spacing w:after="60"/>
+        <w:spacing w:after="40"/>
       </w:pPr>
       <w:r>
         <w:rPr>
@@ -365,7 +365,7 @@
     <w:p>
       <w:pPr>
         <w:ind w:left="720" w:first-line="-720"/>
-        <w:spacing w:after="60"/>
+        <w:spacing w:after="40"/>
       </w:pPr>
       <w:r>
         <w:rPr>
@@ -394,7 +394,7 @@
     <w:p>
       <w:pPr>
         <w:ind w:left="720" w:first-line="-720"/>
-        <w:spacing w:after="60"/>
+        <w:spacing w:after="40"/>
       </w:pPr>
       <w:r>
         <w:rPr>
@@ -462,7 +462,7 @@
     <w:p>
       <w:pPr>
         <w:ind w:left="720" w:first-line="-720"/>
-        <w:spacing w:after="60"/>
+        <w:spacing w:after="40"/>
       </w:pPr>
       <w:r>
         <w:rPr>
@@ -491,7 +491,7 @@
     <w:p>
       <w:pPr>
         <w:ind w:left="720" w:first-line="-720"/>
-        <w:spacing w:after="60"/>
+        <w:spacing w:after="40"/>
       </w:pPr>
       <w:r>
         <w:rPr>
@@ -559,7 +559,7 @@
     <w:p>
       <w:pPr>
         <w:ind w:left="720" w:first-line="-720"/>
-        <w:spacing w:after="60"/>
+        <w:spacing w:after="40"/>
       </w:pPr>
       <w:r>
         <w:rPr>
@@ -627,7 +627,7 @@
     <w:p>
       <w:pPr>
         <w:ind w:left="720" w:first-line="-720"/>
-        <w:spacing w:after="60"/>
+        <w:spacing w:after="40"/>
       </w:pPr>
       <w:r>
         <w:rPr>
@@ -668,7 +668,7 @@
     </w:p>
     <w:p>
       <w:pPr>
-        <w:spacing w:after="200"/>
+        <w:spacing w:after="140"/>
       </w:pPr>
       <w:r>
         <w:rPr>
@@ -719,7 +719,7 @@
     </w:p>
     <w:p>
       <w:pPr>
-        <w:spacing w:after="200"/>
+        <w:spacing w:after="140"/>
       </w:pPr>
       <w:r>
         <w:rPr>
@@ -884,7 +884,7 @@
     </w:p>
     <w:p>
       <w:pPr>
-        <w:spacing w:after="200"/>
+        <w:spacing w:after="140"/>
       </w:pPr>
       <w:r>
         <w:rPr>
@@ -900,7 +900,7 @@
     <w:p>
       <w:pPr>
         <w:ind w:left="720" w:first-line="-720"/>
-        <w:spacing w:after="80"/>
+        <w:spacing w:after="100"/>
       </w:pPr>
       <w:r>
         <w:rPr>
@@ -933,13 +933,52 @@
           <w:spacing w:val="0"/>
           <w:color w:val="232326"/>
         </w:rPr>
-        <w:t xml:space="preserve"> — national government data platform built as microservices, with a documented REST API other agencies integrate against. Go, Python, LDAP/AD.</w:t>
-      </w:r>
-    </w:p>
-    <w:p>
-      <w:pPr>
-        <w:ind w:left="720" w:first-line="-720"/>
-        <w:spacing w:after="80"/>
+        <w:t xml:space="preserve"> — national data platform as microservices; REST APIs, LDAP auth, and encryption other agencies build on. Go, Python.</w:t>
+      </w:r>
+    </w:p>
+    <w:p>
+      <w:pPr>
+        <w:ind w:left="720" w:first-line="-720"/>
+        <w:spacing w:after="100"/>
+      </w:pPr>
+      <w:r>
+        <w:rPr>
+          <w:rFonts w:ascii="Helvetica Neue" w:hAnsi="Helvetica Neue" w:cs="Helvetica Neue"/>
+          <w:sz w:val="27"/>
+          <w:sz-cs w:val="27"/>
+          <w:color w:val="101014"/>
+        </w:rPr>
+        <w:t xml:space="preserve"/>
+        <w:tab/>
+        <w:t xml:space="preserve">•</w:t>
+        <w:tab/>
+        <w:t xml:space="preserve"/>
+      </w:r>
+      <w:r>
+        <w:rPr>
+          <w:rFonts w:ascii="Helvetica Neue" w:hAnsi="Helvetica Neue" w:cs="Helvetica Neue"/>
+          <w:sz w:val="27"/>
+          <w:sz-cs w:val="27"/>
+          <w:spacing w:val="0"/>
+          <w:color w:val="101014"/>
+        </w:rPr>
+        <w:t xml:space="preserve">Master Data Service</w:t>
+      </w:r>
+      <w:r>
+        <w:rPr>
+          <w:rFonts w:ascii="Helvetica Neue" w:hAnsi="Helvetica Neue" w:cs="Helvetica Neue"/>
+          <w:sz w:val="27"/>
+          <w:sz-cs w:val="27"/>
+          <w:spacing w:val="0"/>
+          <w:color w:val="232326"/>
+        </w:rPr>
+        <w:t xml:space="preserve"> — master-data read API rewritten Rust→Go; clean read/write split, hardened auth. Go, chi, PostgreSQL.</w:t>
+      </w:r>
+    </w:p>
+    <w:p>
+      <w:pPr>
+        <w:ind w:left="720" w:first-line="-720"/>
+        <w:spacing w:after="100"/>
       </w:pPr>
       <w:r>
         <w:rPr>
@@ -972,13 +1011,91 @@
           <w:spacing w:val="0"/>
           <w:color w:val="232326"/>
         </w:rPr>
-        <w:t xml:space="preserve"> — PostGIS mapset API with on-the-fly choropleths and classification-based access control. Python, FastAPI, PostGIS.</w:t>
-      </w:r>
-    </w:p>
-    <w:p>
-      <w:pPr>
-        <w:ind w:left="720" w:first-line="-720"/>
-        <w:spacing w:after="80"/>
+        <w:t xml:space="preserve"> — PostGIS mapset API with on-the-fly choropleths and classification-based access. Python, FastAPI, PostGIS.</w:t>
+      </w:r>
+    </w:p>
+    <w:p>
+      <w:pPr>
+        <w:ind w:left="720" w:first-line="-720"/>
+        <w:spacing w:after="100"/>
+      </w:pPr>
+      <w:r>
+        <w:rPr>
+          <w:rFonts w:ascii="Helvetica Neue" w:hAnsi="Helvetica Neue" w:cs="Helvetica Neue"/>
+          <w:sz w:val="27"/>
+          <w:sz-cs w:val="27"/>
+          <w:color w:val="101014"/>
+        </w:rPr>
+        <w:t xml:space="preserve"/>
+        <w:tab/>
+        <w:t xml:space="preserve">•</w:t>
+        <w:tab/>
+        <w:t xml:space="preserve"/>
+      </w:r>
+      <w:r>
+        <w:rPr>
+          <w:rFonts w:ascii="Helvetica Neue" w:hAnsi="Helvetica Neue" w:cs="Helvetica Neue"/>
+          <w:sz w:val="27"/>
+          <w:sz-cs w:val="27"/>
+          <w:spacing w:val="0"/>
+          <w:color w:val="101014"/>
+        </w:rPr>
+        <w:t xml:space="preserve">Column &amp; Row-Level Security</w:t>
+      </w:r>
+      <w:r>
+        <w:rPr>
+          <w:rFonts w:ascii="Helvetica Neue" w:hAnsi="Helvetica Neue" w:cs="Helvetica Neue"/>
+          <w:sz w:val="27"/>
+          <w:sz-cs w:val="27"/>
+          <w:spacing w:val="0"/>
+          <w:color w:val="232326"/>
+        </w:rPr>
+        <w:t xml:space="preserve"> — per-consumer column/row access with type-correct masking. Trino, SQL.</w:t>
+      </w:r>
+    </w:p>
+    <w:p>
+      <w:pPr>
+        <w:ind w:left="720" w:first-line="-720"/>
+        <w:spacing w:after="100"/>
+      </w:pPr>
+      <w:r>
+        <w:rPr>
+          <w:rFonts w:ascii="Helvetica Neue" w:hAnsi="Helvetica Neue" w:cs="Helvetica Neue"/>
+          <w:sz w:val="27"/>
+          <w:sz-cs w:val="27"/>
+          <w:color w:val="101014"/>
+        </w:rPr>
+        <w:t xml:space="preserve"/>
+        <w:tab/>
+        <w:t xml:space="preserve">•</w:t>
+        <w:tab/>
+        <w:t xml:space="preserve"/>
+      </w:r>
+      <w:r>
+        <w:rPr>
+          <w:rFonts w:ascii="Helvetica Neue" w:hAnsi="Helvetica Neue" w:cs="Helvetica Neue"/>
+          <w:sz w:val="27"/>
+          <w:sz-cs w:val="27"/>
+          <w:spacing w:val="0"/>
+          <w:color w:val="101014"/>
+        </w:rPr>
+        <w:t xml:space="preserve">City &amp; District Data Portal</w:t>
+      </w:r>
+      <w:r>
+        <w:rPr>
+          <w:rFonts w:ascii="Helvetica Neue" w:hAnsi="Helvetica Neue" w:cs="Helvetica Neue"/>
+          <w:sz w:val="27"/>
+          <w:sz-cs w:val="27"/>
+          <w:spacing w:val="0"/>
+          <w:color w:val="232326"/>
+        </w:rPr>
+        <w:t xml:space="preserve"> — district/city open-data backend; search, caching, object storage. Python, FastAPI, Redis, S3.</w:t>
+      </w:r>
+    </w:p>
+    <w:p>
+      <w:pPr>
+        <w:ind w:left="720" w:first-line="-720"/>
+        <w:spacing w:after="100"/>
       </w:pPr>
       <w:r>
         <w:rPr>
@@ -1011,13 +1128,13 @@
           <w:spacing w:val="0"/>
           <w:color w:val="232326"/>
         </w:rPr>
-        <w:t xml:space="preserve"> — digital data-hub platform built as a feature-sliced FastAPI monolith with object storage and a Nuxt/Vue front end. FastAPI, SQLModel, MySQL, Redis, MinIO.</w:t>
-      </w:r>
-    </w:p>
-    <w:p>
-      <w:pPr>
-        <w:ind w:left="720" w:first-line="-720"/>
-        <w:spacing w:after="80"/>
+        <w:t xml:space="preserve"> — feature-sliced FastAPI data-hub monolith with a Nuxt/Vue front end. FastAPI, SQLModel, MySQL, MinIO.</w:t>
+      </w:r>
+    </w:p>
+    <w:p>
+      <w:pPr>
+        <w:ind w:left="720" w:first-line="-720"/>
+        <w:spacing w:after="100"/>
       </w:pPr>
       <w:r>
         <w:rPr>
@@ -1050,13 +1167,13 @@
           <w:spacing w:val="0"/>
           <w:color w:val="232326"/>
         </w:rPr>
-        <w:t xml:space="preserve"> — province-wide public dataset platforms on one shared interoperability contract. Python, Flask, MeiliSearch.</w:t>
-      </w:r>
-    </w:p>
-    <w:p>
-      <w:pPr>
-        <w:ind w:left="720" w:first-line="-720"/>
-        <w:spacing w:after="80"/>
+        <w:t xml:space="preserve"> — two public open-data platforms on one interoperability contract. Python, Flask, MeiliSearch.</w:t>
+      </w:r>
+    </w:p>
+    <w:p>
+      <w:pPr>
+        <w:ind w:left="720" w:first-line="-720"/>
+        <w:spacing w:after="100"/>
       </w:pPr>
       <w:r>
         <w:rPr>
@@ -1089,13 +1206,130 @@
           <w:spacing w:val="0"/>
           <w:color w:val="232326"/>
         </w:rPr>
-        <w:t xml:space="preserve"> — public front end for a city open-data portal with interactive visualizations and server-state caching. Next.js, React, TypeScript.</w:t>
-      </w:r>
-    </w:p>
-    <w:p>
-      <w:pPr>
-        <w:ind w:left="720" w:first-line="-720"/>
-        <w:spacing w:after="80"/>
+        <w:t xml:space="preserve"> — public portal front end with interactive data visualizations. Next.js, React, TypeScript.</w:t>
+      </w:r>
+    </w:p>
+    <w:p>
+      <w:pPr>
+        <w:ind w:left="720" w:first-line="-720"/>
+        <w:spacing w:after="100"/>
+      </w:pPr>
+      <w:r>
+        <w:rPr>
+          <w:rFonts w:ascii="Helvetica Neue" w:hAnsi="Helvetica Neue" w:cs="Helvetica Neue"/>
+          <w:sz w:val="27"/>
+          <w:sz-cs w:val="27"/>
+          <w:color w:val="101014"/>
+        </w:rPr>
+        <w:t xml:space="preserve"/>
+        <w:tab/>
+        <w:t xml:space="preserve">•</w:t>
+        <w:tab/>
+        <w:t xml:space="preserve"/>
+      </w:r>
+      <w:r>
+        <w:rPr>
+          <w:rFonts w:ascii="Helvetica Neue" w:hAnsi="Helvetica Neue" w:cs="Helvetica Neue"/>
+          <w:sz w:val="27"/>
+          <w:sz-cs w:val="27"/>
+          <w:spacing w:val="0"/>
+          <w:color w:val="101014"/>
+        </w:rPr>
+        <w:t xml:space="preserve">Regional Open-Data Portals</w:t>
+      </w:r>
+      <w:r>
+        <w:rPr>
+          <w:rFonts w:ascii="Helvetica Neue" w:hAnsi="Helvetica Neue" w:cs="Helvetica Neue"/>
+          <w:sz w:val="27"/>
+          <w:sz-cs w:val="27"/>
+          <w:spacing w:val="0"/>
+          <w:color w:val="232326"/>
+        </w:rPr>
+        <w:t xml:space="preserve"> — one modular backend reused across regions; a new region is mostly config. Python, FastAPI, MinIO.</w:t>
+      </w:r>
+    </w:p>
+    <w:p>
+      <w:pPr>
+        <w:ind w:left="720" w:first-line="-720"/>
+        <w:spacing w:after="100"/>
+      </w:pPr>
+      <w:r>
+        <w:rPr>
+          <w:rFonts w:ascii="Helvetica Neue" w:hAnsi="Helvetica Neue" w:cs="Helvetica Neue"/>
+          <w:sz w:val="27"/>
+          <w:sz-cs w:val="27"/>
+          <w:color w:val="101014"/>
+        </w:rPr>
+        <w:t xml:space="preserve"/>
+        <w:tab/>
+        <w:t xml:space="preserve">•</w:t>
+        <w:tab/>
+        <w:t xml:space="preserve"/>
+      </w:r>
+      <w:r>
+        <w:rPr>
+          <w:rFonts w:ascii="Helvetica Neue" w:hAnsi="Helvetica Neue" w:cs="Helvetica Neue"/>
+          <w:sz w:val="27"/>
+          <w:sz-cs w:val="27"/>
+          <w:spacing w:val="0"/>
+          <w:color w:val="101014"/>
+        </w:rPr>
+        <w:t xml:space="preserve">Data Sync Pipeline</w:t>
+      </w:r>
+      <w:r>
+        <w:rPr>
+          <w:rFonts w:ascii="Helvetica Neue" w:hAnsi="Helvetica Neue" w:cs="Helvetica Neue"/>
+          <w:sz w:val="27"/>
+          <w:sz-cs w:val="27"/>
+          <w:spacing w:val="0"/>
+          <w:color w:val="232326"/>
+        </w:rPr>
+        <w:t xml:space="preserve"> — Airflow pipeline syncing master records; idempotent runs, staged loads. Airflow, Python, PostgreSQL.</w:t>
+      </w:r>
+    </w:p>
+    <w:p>
+      <w:pPr>
+        <w:ind w:left="720" w:first-line="-720"/>
+        <w:spacing w:after="100"/>
+      </w:pPr>
+      <w:r>
+        <w:rPr>
+          <w:rFonts w:ascii="Helvetica Neue" w:hAnsi="Helvetica Neue" w:cs="Helvetica Neue"/>
+          <w:sz w:val="27"/>
+          <w:sz-cs w:val="27"/>
+          <w:color w:val="101014"/>
+        </w:rPr>
+        <w:t xml:space="preserve"/>
+        <w:tab/>
+        <w:t xml:space="preserve">•</w:t>
+        <w:tab/>
+        <w:t xml:space="preserve"/>
+      </w:r>
+      <w:r>
+        <w:rPr>
+          <w:rFonts w:ascii="Helvetica Neue" w:hAnsi="Helvetica Neue" w:cs="Helvetica Neue"/>
+          <w:sz w:val="27"/>
+          <w:sz-cs w:val="27"/>
+          <w:spacing w:val="0"/>
+          <w:color w:val="101014"/>
+        </w:rPr>
+        <w:t xml:space="preserve">Executive Dashboard</w:t>
+      </w:r>
+      <w:r>
+        <w:rPr>
+          <w:rFonts w:ascii="Helvetica Neue" w:hAnsi="Helvetica Neue" w:cs="Helvetica Neue"/>
+          <w:sz w:val="27"/>
+          <w:sz-cs w:val="27"/>
+          <w:spacing w:val="0"/>
+          <w:color w:val="232326"/>
+        </w:rPr>
+        <w:t xml:space="preserve"> — live read on regional budget, tax, and the metrics decision-makers ask for. Python, Flask, PostgreSQL.</w:t>
+      </w:r>
+    </w:p>
+    <w:p>
+      <w:pPr>
+        <w:ind w:left="720" w:first-line="-720"/>
+        <w:spacing w:after="100"/>
       </w:pPr>
       <w:r>
         <w:rPr>
@@ -1128,13 +1362,13 @@
           <w:spacing w:val="0"/>
           <w:color w:val="232326"/>
         </w:rPr>
-        <w:t xml:space="preserve"> — ERP whose feature modules load at runtime, no redeploy. FastAPI + React.</w:t>
-      </w:r>
-    </w:p>
-    <w:p>
-      <w:pPr>
-        <w:ind w:left="720" w:first-line="-720"/>
-        <w:spacing w:after="80"/>
+        <w:t xml:space="preserve"> — ERP whose feature modules load at runtime, no redeploy. FastAPI, React.</w:t>
+      </w:r>
+    </w:p>
+    <w:p>
+      <w:pPr>
+        <w:ind w:left="720" w:first-line="-720"/>
+        <w:spacing w:after="100"/>
       </w:pPr>
       <w:r>
         <w:rPr>
@@ -1167,7 +1401,124 @@
           <w:spacing w:val="0"/>
           <w:color w:val="232326"/>
         </w:rPr>
-        <w:t xml:space="preserve"> — turns Google Sheets into on-demand reports; async, retries, SQLite state.</w:t>
+        <w:t xml:space="preserve"> — Google Sheets into on-demand reports in Telegram; async, retries. Python, SQLite, httpx.</w:t>
+      </w:r>
+    </w:p>
+    <w:p>
+      <w:pPr>
+        <w:ind w:left="720" w:first-line="-720"/>
+        <w:spacing w:after="100"/>
+      </w:pPr>
+      <w:r>
+        <w:rPr>
+          <w:rFonts w:ascii="Helvetica Neue" w:hAnsi="Helvetica Neue" w:cs="Helvetica Neue"/>
+          <w:sz w:val="27"/>
+          <w:sz-cs w:val="27"/>
+          <w:color w:val="101014"/>
+        </w:rPr>
+        <w:t xml:space="preserve"/>
+        <w:tab/>
+        <w:t xml:space="preserve">•</w:t>
+        <w:tab/>
+        <w:t xml:space="preserve"/>
+      </w:r>
+      <w:r>
+        <w:rPr>
+          <w:rFonts w:ascii="Helvetica Neue" w:hAnsi="Helvetica Neue" w:cs="Helvetica Neue"/>
+          <w:sz w:val="27"/>
+          <w:sz-cs w:val="27"/>
+          <w:spacing w:val="0"/>
+          <w:color w:val="101014"/>
+        </w:rPr>
+        <w:t xml:space="preserve">Email Scheduling Service</w:t>
+      </w:r>
+      <w:r>
+        <w:rPr>
+          <w:rFonts w:ascii="Helvetica Neue" w:hAnsi="Helvetica Neue" w:cs="Helvetica Neue"/>
+          <w:sz w:val="27"/>
+          <w:sz-cs w:val="27"/>
+          <w:spacing w:val="0"/>
+          <w:color w:val="232326"/>
+        </w:rPr>
+        <w:t xml:space="preserve"> — background job service that queues and sends scheduled emails. Flask, Celery, Redis.</w:t>
+      </w:r>
+    </w:p>
+    <w:p>
+      <w:pPr>
+        <w:ind w:left="720" w:first-line="-720"/>
+        <w:spacing w:after="100"/>
+      </w:pPr>
+      <w:r>
+        <w:rPr>
+          <w:rFonts w:ascii="Helvetica Neue" w:hAnsi="Helvetica Neue" w:cs="Helvetica Neue"/>
+          <w:sz w:val="27"/>
+          <w:sz-cs w:val="27"/>
+          <w:color w:val="101014"/>
+        </w:rPr>
+        <w:t xml:space="preserve"/>
+        <w:tab/>
+        <w:t xml:space="preserve">•</w:t>
+        <w:tab/>
+        <w:t xml:space="preserve"/>
+      </w:r>
+      <w:r>
+        <w:rPr>
+          <w:rFonts w:ascii="Helvetica Neue" w:hAnsi="Helvetica Neue" w:cs="Helvetica Neue"/>
+          <w:sz w:val="27"/>
+          <w:sz-cs w:val="27"/>
+          <w:spacing w:val="0"/>
+          <w:color w:val="101014"/>
+        </w:rPr>
+        <w:t xml:space="preserve">Sapta Job Portal</w:t>
+      </w:r>
+      <w:r>
+        <w:rPr>
+          <w:rFonts w:ascii="Helvetica Neue" w:hAnsi="Helvetica Neue" w:cs="Helvetica Neue"/>
+          <w:sz w:val="27"/>
+          <w:sz-cs w:val="27"/>
+          <w:spacing w:val="0"/>
+          <w:color w:val="232326"/>
+        </w:rPr>
+        <w:t xml:space="preserve"> — internal LinkedIn-style job board. React, Express.js.</w:t>
+      </w:r>
+    </w:p>
+    <w:p>
+      <w:pPr>
+        <w:ind w:left="720" w:first-line="-720"/>
+        <w:spacing w:after="100"/>
+      </w:pPr>
+      <w:r>
+        <w:rPr>
+          <w:rFonts w:ascii="Helvetica Neue" w:hAnsi="Helvetica Neue" w:cs="Helvetica Neue"/>
+          <w:sz w:val="27"/>
+          <w:sz-cs w:val="27"/>
+          <w:color w:val="101014"/>
+        </w:rPr>
+        <w:t xml:space="preserve"/>
+        <w:tab/>
+        <w:t xml:space="preserve">•</w:t>
+        <w:tab/>
+        <w:t xml:space="preserve"/>
+      </w:r>
+      <w:r>
+        <w:rPr>
+          <w:rFonts w:ascii="Helvetica Neue" w:hAnsi="Helvetica Neue" w:cs="Helvetica Neue"/>
+          <w:sz w:val="27"/>
+          <w:sz-cs w:val="27"/>
+          <w:spacing w:val="0"/>
+          <w:color w:val="101014"/>
+        </w:rPr>
+        <w:t xml:space="preserve">SIPS Forestry System</w:t>
+      </w:r>
+      <w:r>
+        <w:rPr>
+          <w:rFonts w:ascii="Helvetica Neue" w:hAnsi="Helvetica Neue" w:cs="Helvetica Neue"/>
+          <w:sz w:val="27"/>
+          <w:sz-cs w:val="27"/>
+          <w:spacing w:val="0"/>
+          <w:color w:val="232326"/>
+        </w:rPr>
+        <w:t xml:space="preserve"> — consolidates forestry data with analytics for sustainable management. Web, analytics.</w:t>
       </w:r>
     </w:p>
     <w:sectPr/>

--- a/public/resume.docx
+++ b/public/resume.docx
@@ -107,7 +107,7 @@
           <w:spacing w:val="0"/>
           <w:color w:val="E92C2B"/>
         </w:rPr>
-        <w:t xml:space="preserve">Lead Backend Engineer</w:t>
+        <w:t xml:space="preserve">System Architect</w:t>
       </w:r>
     </w:p>
     <w:p>

--- a/public/resume.docx
+++ b/public/resume.docx
@@ -1495,7 +1495,7 @@
           <w:spacing w:val="0"/>
           <w:color w:val="232326"/>
         </w:rPr>
-        <w:t xml:space="preserve"> Data Sync Pipeline (Airflow); Column &amp; Row-Level Security (Trino masking); Master Data Service (Rust→Go rewrite).</w:t>
+        <w:t xml:space="preserve"> Data Sync Pipeline (Airflow); Column &amp; Row-Level Security (Trino masking); Master Data Service (Go read API).</w:t>
       </w:r>
     </w:p>
     <w:p>
